--- a/public/careers/E7_EOI_Application_Forms_Architects_2026.docx
+++ b/public/careers/E7_EOI_Application_Forms_Architects_2026.docx
@@ -373,7 +373,7 @@
           <w:sz w:val="21"/>
           <w:szCs w:val="21"/>
         </w:rPr>
-        <w:t xml:space="preserve">14.10.2026 (Wednesday), 5:00 PM IST</w:t>
+        <w:t xml:space="preserve">31.10.2026 (Saturday), 5:00 PM IST</w:t>
       </w:r>
       <w:r>
         <w:rPr>

--- a/public/careers/E7_EOI_Application_Forms_Architects_2026.docx
+++ b/public/careers/E7_EOI_Application_Forms_Architects_2026.docx
@@ -373,7 +373,7 @@
           <w:sz w:val="21"/>
           <w:szCs w:val="21"/>
         </w:rPr>
-        <w:t xml:space="preserve">31.10.2026 (Saturday), 5:00 PM IST</w:t>
+        <w:t xml:space="preserve">30.10.2026 (Friday), 5:00 PM IST</w:t>
       </w:r>
       <w:r>
         <w:rPr>

--- a/public/careers/E7_EOI_Application_Forms_Architects_2026.docx
+++ b/public/careers/E7_EOI_Application_Forms_Architects_2026.docx
@@ -373,7 +373,7 @@
           <w:sz w:val="21"/>
           <w:szCs w:val="21"/>
         </w:rPr>
-        <w:t xml:space="preserve">30.10.2026 (Friday), 5:00 PM IST</w:t>
+        <w:t xml:space="preserve">22.10.2026 (Thursday), 5:00 PM IST</w:t>
       </w:r>
       <w:r>
         <w:rPr>
